--- a/artifacts/HR-19/build/benefits-plan-library-life-and-disability-plan-spd.docx
+++ b/artifacts/HR-19/build/benefits-plan-library-life-and-disability-plan-spd.docx
@@ -439,7 +439,7 @@
         <w:pStyle w:val="FirstParagraph"/>
       </w:pPr>
       <w:r>
-        <w:t xml:space="preserve">If a disability continues after 90 consecutive days of disability, the plan pays 60 percent of your monthly base pay, to a maximum of $10,000 a month. Long-term disability begins when short-term disability ends and continues for as long as the claims reviewer confirms that the disability keeps you from working. A benefit you receive from another source for the same period of disability reduces the long-term disability benefit by the same amount.</w:t>
+        <w:t xml:space="preserve">If a disability continues after 90 consecutive days of disability, the plan pays 60 percent of your monthly base pay, to a maximum of $10,000 a month. Long-term disability continues for as long as the claims reviewer confirms that the disability keeps you from working. A benefit you receive from another source for the same period of disability reduces the long-term disability benefit by the same amount.</w:t>
       </w:r>
     </w:p>
     <w:bookmarkEnd w:id="16"/>
